--- a/example_articles/countries/Mexico/2.countries_Mexico_New_York_Times.docx
+++ b/example_articles/countries/Mexico/2.countries_Mexico_New_York_Times.docx
@@ -27,17 +27,17 @@
     </w:p>
     <w:p>
       <w:r>
-        <w:t>Source File: NYT/34.DOCX</w:t>
+        <w:t>Source file: NYT/34.DOCX</w:t>
       </w:r>
     </w:p>
     <w:p>
       <w:r>
-        <w:t>Raw locations result: ['Mexico']</w:t>
+        <w:t>Raw locations result, 'locations': ['Mexico']</w:t>
       </w:r>
     </w:p>
     <w:p>
       <w:r>
-        <w:t>countries_stand_flat (Standardized): Mexico</w:t>
+        <w:t>Standardized locations result, 'countries_stand_flat': Mexico</w:t>
       </w:r>
     </w:p>
     <w:p>

--- a/example_articles/countries/Mexico/2.countries_Mexico_New_York_Times.docx
+++ b/example_articles/countries/Mexico/2.countries_Mexico_New_York_Times.docx
@@ -7,7 +7,7 @@
         <w:pStyle w:val="Heading1"/>
       </w:pPr>
       <w:r>
-        <w:t>Football and Politics Square Off at Michigan State</w:t>
+        <w:t>A Wal-Mart for Mexico City</w:t>
       </w:r>
     </w:p>
     <w:p>
@@ -17,17 +17,17 @@
     </w:p>
     <w:p>
       <w:r>
-        <w:t>Date: 1990-09-22</w:t>
+        <w:t>Date: 1993-08-30</w:t>
       </w:r>
     </w:p>
     <w:p>
       <w:r>
-        <w:t>Section: Section 1; Page 43, Column 2; Sports Desk</w:t>
+        <w:t>Section: Section D;; Section D; Page 10; Column 5; Financial Desk; Column 5;</w:t>
       </w:r>
     </w:p>
     <w:p>
       <w:r>
-        <w:t>Source file: NYT/34.DOCX</w:t>
+        <w:t>Source file: NYT/56.361.DOCX</w:t>
       </w:r>
     </w:p>
     <w:p>
@@ -49,81 +49,15 @@
     </w:p>
     <w:p>
       <w:r>
-        <w:t>When George Perles coaches Michigan State against Notre Dame here Saturday, one of the 76,000 fans attending the Spartans' home opener will be John DiBiaggio, the university's president. He has been a regular spectator for his six years on the job and does not plan to change that habit.</w:t>
+        <w:t>Wal-Mart Stores Inc., the biggest United States retailer, will soon open a 244,000-square-foot Supercenter here in the world's largest city.</w:t>
         <w:br/>
-        <w:t>When the game is over, however, DiBiaggio will keep his distance from Perles, now the athletic director as well as the head football coach. In a change of custom, DiBiaggio will no longer visit the Spartans' locker room.</w:t>
+        <w:t>The opening of the store will be the latest step in a commercial revolution in Mexico. Small corner stores once dominated retailing in this city of 20 million, but large all-in-one stores are becoming more common.</w:t>
         <w:br/>
-        <w:t>This studied alteration of protocol, DiBiaggio says, is not meant as a personal snub of Perles, who became athletic director July 1 despite the outspoken opposition of DiBiaggio. That struggle for power was seen by some as a classic campus confrontation between a major sports program and a university administration.</w:t>
+        <w:t>The Supercenter, which will be Wal-Mart's biggest, is in a concrete building in Plaza Oriente, a new American-type strip-shopping mall in the working class neighborhood of Iztapalapa in the eastern part of the city.</w:t>
         <w:br/>
-        <w:t xml:space="preserve"> </w:t>
+        <w:t>This is the first time Wal-Mart has used its own name in Mexico, although it has been operating in this country since July 1991 in members-only wholesale Club Aurrera stores. The stores are a 50-50 joint venture with the country's biggest retailer, Cifra. The joint venture grew to incorporate other operations, including the new Wal-Mart store, which has been under construction for two months.</w:t>
         <w:br/>
-        <w:t>Concerned About Dual Role</w:t>
-        <w:br/>
-        <w:t>DiBiaggio says he will not visit the locker room because he doesn't want to contribute to the renewed public perception among some that sports are too important at Michigan State or that DiBiaggio is too involved with the athletic department.</w:t>
-        <w:br/>
-        <w:t>DiBiaggio had expressed concern about one man holding both jobs and criticized how the board avoided standard university hiring procedures when naming Perles athletic director.</w:t>
-        <w:br/>
-        <w:t>''It was misperceived by some that I was negative to George Perles,'' DiBiaggio said the other day. ''That is not the case. This issue never truly involved George Perles. It was an issue of principle. It was a debate between me and some members of the board of trustees rather than a debate between me and George Perles. I haven't changed my views in that matter.''</w:t>
-        <w:br/>
-        <w:t>Perles was voted the job last January while entertaining a coaching offer from the New York Jets of the National Football League. He says he understands the president's position. Since winning the dual roles in a 5-3 vote by the trustees, Perles says he and DiBiaggio have agreed to work together.</w:t>
-        <w:br/>
-        <w:t>''I've had dinner with him, everything is fine,'' Perles said of DiBiaggio. ''There isn't any bitterness going. It's behind us. He understands what I am trying to do. He is pulling in my direction. He's helping me.''</w:t>
-        <w:br/>
-        <w:t xml:space="preserve"> </w:t>
-        <w:br/>
-        <w:t>Big Program to Manage</w:t>
-        <w:br/>
-        <w:t>All Perles has to do now is win football games and manage an athletic department of 25 teams with 90 employees, 700 athletes and a budget of just over $12 million.</w:t>
-        <w:br/>
-        <w:t>''I wouldn't want to be George Perles; I think the pressure is pretty significant this year,'' said Kathy Wilbur, a trustee, who was seen as the swing vote in favor of Perles. ''He's got to prove himself on two counts: as a football coach and as athletic director.</w:t>
-        <w:br/>
-        <w:t>''He is a very high-energy person who is very committed. I've been real impressed with what I've seen so far. Yeah, we'd like him to win some ball games.''</w:t>
-        <w:br/>
-        <w:t>Going into Saturday's game, Michigan State is 0-0-1 after a tie with Syracuse. Notre Dame is 1-0, after defeating Michigan.</w:t>
-        <w:br/>
-        <w:t>When the school year is over, Perles will be evaluated by the university provost, who reports to DiBiaggio. Perles's one-year appointment as athletic director will then be subject to review by the eight-member board of trustees, Wilbur said. Two of those board seats, currently held by Democrats who supported Perles, will be contested in the November election.</w:t>
-        <w:br/>
-        <w:t>''There is a great deal of interest in how the Perles issue will impact on the M.S.U. board race,'' said Wilbur, the only Republican on the board to vote in favor of Perles.</w:t>
-        <w:br/>
-        <w:t>If Republicans win the two seats, she thinks DiBiaggio will have renewed strength, although DiBiaggio isn't affiliated with any party. Things might also change if the Republican gubernatorial candidate, John Engler, defeats the Democratic incumbent, James Blanchard, who is a major supporter of Michigan State and friend of Perles.</w:t>
-        <w:br/>
-        <w:t>The currents of sports and politics flow through Michigan State University the way the Red Cedar River winds through the campus. The university town, East Lansing, abuts the state capital, Lansing.</w:t>
-        <w:br/>
-        <w:t>Last month, the state Democratic party tried to draft Magic Johnson as a candidate for a seat on the board of trustees. Johnson is the star basketball player for the Los Angelees Lakers who left college after leading the Spartans to an N.C.A.A. championship during his sophomore season in 1979. Although Blanchard endorsed the candidacy, Johnson declined to run, citing out-of-state obligations.</w:t>
-        <w:br/>
-        <w:t>When the Spartans held their open house for the news media and the public recently, Perles exchanged enthusiastic greetings at midfield with a close friend, Frank J. Kelley, a Democrat who has been Attorney General of Michigan since 1961.</w:t>
-        <w:br/>
-        <w:t>''Politics aside, George is a personal friend of mine,'' said Kelley, who is running for re-election. ''He unfortunately became a pawn in what was a party struggle for control of the Michigan State board of trustees.</w:t>
-        <w:br/>
-        <w:t xml:space="preserve"> </w:t>
-        <w:br/>
-        <w:t>Called 'Anti-Intellectual'</w:t>
-        <w:br/>
-        <w:t>''When he made the move for A.D., a faction of the Republican party said, 'That is anti-intellectual.' What are they going to do, bring an intellectual in to be athletic director? I mean, come on!''</w:t>
-        <w:br/>
-        <w:t>Kelley called running the athletic department ''child's play'' for a man of Perles's qualifications.</w:t>
-        <w:br/>
-        <w:t>''He's got a masters degree in educational administration,'' Kelley said. ''He's not some semiliterate jock that is trotting around looking for the field goals. If he were a lawyer, I'd like to have him on my team.''</w:t>
-        <w:br/>
-        <w:t>Perles said his initial objective as athletic director was to raise money for nonrevenue sports such as gymnastics and swimming. He hopes to do this, he said, by selling advertising on scoreboards at football, basketball and hockey games. He also plans to set up a toll free telephone line so out-of-state alumni can pay to listen to game broadcasts.</w:t>
-        <w:br/>
-        <w:t>A 56-year-old Detroit native who often mentions his ethnic and working class background, Perles is a hefty man who speaks in blunt, clipped bursts in a style faintly reminiscent of John Wayne.</w:t>
-        <w:br/>
-        <w:t xml:space="preserve"> </w:t>
-        <w:br/>
-        <w:t>Not Without Malapropisms</w:t>
-        <w:br/>
-        <w:t>He is not without malapropisms such as ''We're just shooting the fat'' or hard-guy talk like: ''I'm a tough guy to bring down. You've got to hit me pretty good, too, because I can take a lot.'' DiBiaggio, also from a working-class home in Detroit, is a 58-year-old dentist who tends to speak in tones that are heard more in conference rooms than locker rooms. When asked if he and Perles had ''buried the hatchet,'' DiBiaggio replied:</w:t>
-        <w:br/>
-        <w:t>''I don't think it is even fair to suggest that there was a hatchet. I'm not the kind of person that maintains those animosities.''</w:t>
-        <w:br/>
-        <w:br/>
-        <w:t>Graphic</w:t>
-        <w:br/>
-        <w:br/>
-        <w:t xml:space="preserve"> </w:t>
-        <w:br/>
-        <w:t>Photo: Coach George Perles also became athletic director despite protests by Michigan State's president. (Robert Killips for The New York Times)</w:t>
+        <w:t>The Supercenter, which will employ about 750 people, is scheduled to open in the fall. Supercenters, unlike Wal-Mart's regular stores, include full-line grocery stores.</w:t>
       </w:r>
     </w:p>
     <w:sectPr>

--- a/example_articles/countries/Mexico/2.countries_Mexico_New_York_Times.docx
+++ b/example_articles/countries/Mexico/2.countries_Mexico_New_York_Times.docx
@@ -7,7 +7,7 @@
         <w:pStyle w:val="Heading1"/>
       </w:pPr>
       <w:r>
-        <w:t>A Wal-Mart for Mexico City</w:t>
+        <w:t>Going On in the Northeast</w:t>
       </w:r>
     </w:p>
     <w:p>
@@ -17,17 +17,17 @@
     </w:p>
     <w:p>
       <w:r>
-        <w:t>Date: 1993-08-30</w:t>
+        <w:t>Date: 1986-05-25</w:t>
       </w:r>
     </w:p>
     <w:p>
       <w:r>
-        <w:t>Section: Section D;; Section D; Page 10; Column 5; Financial Desk; Column 5;</w:t>
+        <w:t>Section: Section 1; Part 2, Page 42, Column 1; National Desk</w:t>
       </w:r>
     </w:p>
     <w:p>
       <w:r>
-        <w:t>Source file: NYT/56.361.DOCX</w:t>
+        <w:t>Source file: NYT/35.DOCX</w:t>
       </w:r>
     </w:p>
     <w:p>
@@ -49,15 +49,49 @@
     </w:p>
     <w:p>
       <w:r>
-        <w:t>Wal-Mart Stores Inc., the biggest United States retailer, will soon open a 244,000-square-foot Supercenter here in the world's largest city.</w:t>
+        <w:t>RIVERA IN PHILADELPHIA - With earth tones and bold, flat forms derived from pre-Columbian art, Diego Rivera celebrated the working class of his Mexican homeland, depicting the daily tasks of men and women and allegories of Mexican history.</w:t>
         <w:br/>
-        <w:t>The opening of the store will be the latest step in a commercial revolution in Mexico. Small corner stores once dominated retailing in this city of 20 million, but large all-in-one stores are becoming more common.</w:t>
+        <w:t>He is known best for his murals, in which he adapted the techniques of Italian fresco artists. But he also did many drawings to prepare for his murals, as well as oil paintings, including portraits. And he experimented with Cubism and other styles of the early 20th century.</w:t>
         <w:br/>
-        <w:t>The Supercenter, which will be Wal-Mart's biggest, is in a concrete building in Plaza Oriente, a new American-type strip-shopping mall in the working class neighborhood of Iztapalapa in the eastern part of the city.</w:t>
+        <w:t>To mark the 100th anniversary of Rivera's birth, the Philadelphia Museum of Art will present an exhibition of more than 200 of his works on paper and canvas.</w:t>
         <w:br/>
-        <w:t>This is the first time Wal-Mart has used its own name in Mexico, although it has been operating in this country since July 1991 in members-only wholesale Club Aurrera stores. The stores are a 50-50 joint venture with the country's biggest retailer, Cifra. The joint venture grew to incorporate other operations, including the new Wal-Mart store, which has been under construction for two months.</w:t>
+        <w:t>They are from each period of the Mexican artist's career and are said to constitute the first comprehensive survey of his work in this country since 1931. There is a $1 fee for the show in addition to museum admission, which ranges from $5 for adults most days to free on Sunday mornings. Information: (215) 763-8100.</w:t>
         <w:br/>
-        <w:t>The Supercenter, which will employ about 750 people, is scheduled to open in the fall. Supercenters, unlike Wal-Mart's regular stores, include full-line grocery stores.</w:t>
+        <w:t xml:space="preserve"> </w:t>
+        <w:br/>
+        <w:t>ROSES AT LYNDHURST</w:t>
+        <w:br/>
+        <w:t>The subject will be roses next Sunday at Lyndhurst, the former estate of the financier Jay Gould in Tarrytown, N.Y. A restored garden there with over 500 rose bushes - 166 varieties - should be in full bloom for Rose Day, an annual celebration to take place from 1 to 4 P.M. It will include tours of the garden, refreshments and music in the gazebo by the Philipsburg Quartet and the Westchester Recorder Guild.</w:t>
+        <w:br/>
+        <w:t>Miniature rose bushes will be sold and rose questions answered. Guests are invited to picnic on the grounds. Admission is $4 ($3 for the elderly, $2 for children 6 and older). Information: (914) 631-0046.</w:t>
+        <w:br/>
+        <w:t xml:space="preserve"> </w:t>
+        <w:br/>
+        <w:t>TROLLEYS IN EAST HAVEN</w:t>
+        <w:br/>
+        <w:t>Twenty-two trolleys that date from 1888 to the mid-1940's will roll along old, 1.5-mile tracks outside the Shore Line Trolley Museum in East Haven, Conn., next Saturday and Sunday at noon, 2 and 4 P.M. When they are not parading in the yearly festival, some of the trolleys will take spectators for rides.</w:t>
+        <w:br/>
+        <w:t>Also planned is an old-time musical revue by the Connecticut Dinner Theater. Admission: $3 ($2.50 for the elderly, $1.50 for children aged 5 to 11). Information: (203) 467-7635.</w:t>
+        <w:br/>
+        <w:t xml:space="preserve"> </w:t>
+        <w:br/>
+        <w:t>LIBERTY IN ALBANY</w:t>
+        <w:br/>
+        <w:t>The Statue of Liberty is seen not only as a symbol of hope and freedom but also as one of broken promises in ''Taking Liberty,'' a photographic exhibition running through Aug. 17 at the New York State Museum in Albany.</w:t>
+        <w:br/>
+        <w:t>Among the disparate images in the show is a photo montage by Stane Jagodic in which Liberty's face and crown are seen on a gunslinger who points his weapon at the viewer. In another work, by Penny Gentieu, Liberty is an elegant figure, seen in a very long view as a speck in the water.</w:t>
+        <w:br/>
+        <w:t>Not all the works are photographs. There is, for instance, a black and yellow silk screen print of Liberty's face by Roy Lichtenstein.</w:t>
+        <w:br/>
+        <w:t>Admission is free. Information: (518) 474-5842.</w:t>
+        <w:br/>
+        <w:br/>
+        <w:t>Graphic</w:t>
+        <w:br/>
+        <w:br/>
+        <w:t xml:space="preserve"> </w:t>
+        <w:br/>
+        <w:t>Photo of ''Nude with Calla Lilies,'' by Diego Rivera</w:t>
       </w:r>
     </w:p>
     <w:sectPr>
